--- a/红色警戒杯模拟赛Ⅴ/世纪轰炸机/世纪轰炸机.docx
+++ b/红色警戒杯模拟赛Ⅴ/世纪轰炸机/世纪轰炸机.docx
@@ -24,7 +24,20 @@
           <w:szCs w:val="21"/>
           <w:lang w:val="en-US" w:eastAsia="zh-CN"/>
         </w:rPr>
-        <w:t>128MB,2S,century.xxx</w:t>
+        <w:t>4</w:t>
+      </w:r>
+      <w:bookmarkStart w:id="6" w:name="_GoBack"/>
+      <w:bookmarkEnd w:id="6"/>
+      <w:r>
+        <w:rPr>
+          <w:rFonts w:hint="eastAsia"/>
+          <w:b/>
+          <w:bCs/>
+          <w:sz w:val="21"/>
+          <w:szCs w:val="21"/>
+          <w:lang w:val="en-US" w:eastAsia="zh-CN"/>
+        </w:rPr>
+        <w:t>MB,3S,century.xxx</w:t>
       </w:r>
     </w:p>
     <w:p>
@@ -126,7 +139,7 @@
           <w:szCs w:val="24"/>
           <w:lang w:val="en-US" w:eastAsia="zh-CN"/>
         </w:rPr>
-        <w:t>由于战场职责不同，不同士兵所携带的补给数量不同，不同种士兵携带的补给可以看做一个长度为N(1 &lt;= N &lt;= 1000)的序列A (0 &lt;= Ai &lt;= 9)。</w:t>
+        <w:t>由于战场职责不同，不同士兵所携带的补给数量不同，不同种士兵携带的补给可以看做一个长度为N（1 &lt;= N &lt;= 2000）的序列A （0 &lt;= Ai &lt;= 9）。</w:t>
       </w:r>
     </w:p>
     <w:p>
@@ -151,7 +164,7 @@
           <w:szCs w:val="24"/>
           <w:lang w:val="en-US" w:eastAsia="zh-CN"/>
         </w:rPr>
-        <w:t>战线长度为M(1 &lt;= M &lt;= 1000)，有K(0 &lt;= K &lt;= M)个空降起始点Pi(1 &lt;= Pi &lt;= M)。Pi互不相同。</w:t>
+        <w:t>战线长度为M（1 &lt;= M &lt;= 2000），有K（0 &lt;= K &lt;= M）个空降起始点Pi（1 &lt;= Pi &lt;= M）。Pi互不相同。</w:t>
       </w:r>
     </w:p>
     <w:p>
@@ -176,7 +189,7 @@
           <w:szCs w:val="24"/>
           <w:lang w:val="en-US" w:eastAsia="zh-CN"/>
         </w:rPr>
-        <w:t>我方出动Q(0 &lt;= Q &lt;= 3,0000)个机组，每个机组选择[L,R](1 &lt;= L &lt;= R &lt;= N)区间内的士兵，在所有空降起始点Pi分别投送伞兵。对于每个起始点Pi, 第L + j (0 &lt;= j &lt;= R-L)号士兵会空降到Pi + j处（可能会空降到战线之外）。</w:t>
+        <w:t>我方出动Q（0 &lt;= Q &lt;= 3,0000）个机组，每个机组选择[L,R]（1 &lt;= L &lt;= R &lt;= N）区间内的士兵，在所有空降起始点Pi分别投送伞兵。对于每个起始点Pi, 第L + j （0 &lt;= j &lt;= R-L）号士兵会空降到Pi + j处（可能会空降到战线之外）。</w:t>
       </w:r>
     </w:p>
     <w:p>
@@ -793,7 +806,7 @@
           <w:szCs w:val="24"/>
           <w:lang w:val="en-US" w:eastAsia="zh-CN"/>
         </w:rPr>
-        <w:t xml:space="preserve">1 &lt;= N &lt;= 1000 ; 0 &lt;= Ai &lt;= 9; 1 &lt;= M &lt;= 1000; 1 &lt;= K &lt;= M; </w:t>
+        <w:t xml:space="preserve">1 &lt;= N &lt;= 2000 ; 0 &lt;= Ai &lt;= 9; 1 &lt;= M &lt;= 2000; 1 &lt;= K &lt;= M; </w:t>
       </w:r>
     </w:p>
     <w:p>
@@ -818,20 +831,7 @@
           <w:szCs w:val="24"/>
           <w:lang w:val="en-US" w:eastAsia="zh-CN"/>
         </w:rPr>
-        <w:t>1 &lt;= Pi &lt;= M; Pi互不相同; 0 &lt;= Q &lt;= 3</w:t>
-      </w:r>
-      <w:bookmarkStart w:id="6" w:name="_GoBack"/>
-      <w:bookmarkEnd w:id="6"/>
-      <w:r>
-        <w:rPr>
-          <w:rFonts w:hint="eastAsia"/>
-          <w:b w:val="0"/>
-          <w:bCs w:val="0"/>
-          <w:sz w:val="24"/>
-          <w:szCs w:val="24"/>
-          <w:lang w:val="en-US" w:eastAsia="zh-CN"/>
-        </w:rPr>
-        <w:t>,0000; 1 &lt;= L &lt;= R &lt;= N;</w:t>
+        <w:t>1 &lt;= Pi &lt;= M; Pi互不相同; 0 &lt;= Q &lt;= 3,0000; 1 &lt;= L &lt;= R &lt;= N;</w:t>
       </w:r>
     </w:p>
     <w:sectPr>
